--- a/v2/docs/v2_end_to_end_team_brief.docx
+++ b/v2/docs/v2_end_to_end_team_brief.docx
@@ -164,7 +164,7 @@
         <w:spacing w:before="0" w:after="80" w:line="280" w:lineRule="auto"/>
       </w:pPr>
       <w:r>
-        <w:t>aggregate: 완료 run의 metrics를 모아 summary, paired tests, Holm 보정 결과 생성</w:t>
+        <w:t>aggregate: 완료 run의 metrics를 모아 15 seed 평균/표준편차, 핵심 paired test, CI/effect size 생성</w:t>
       </w:r>
     </w:p>
     <w:p>
@@ -445,7 +445,7 @@
           </w:tcPr>
           <w:p>
             <w:r>
-              <w:t>paired test, Holm, CI, Cohen dz 계산 가능</w:t>
+              <w:t>mean/std, paired test, CI, effect size 계산 가능</w:t>
             </w:r>
           </w:p>
         </w:tc>
@@ -462,7 +462,7 @@
           </w:tcPr>
           <w:p>
             <w:r>
-              <w:t>smoke 결과로 paired row 생성 확인</w:t>
+              <w:t>A_B vs D_B 핵심 비교 row 생성 확인</w:t>
             </w:r>
           </w:p>
         </w:tc>
@@ -715,7 +715,7 @@
           </w:tcPr>
           <w:p>
             <w:r>
-              <w:t>Runtime Training 검증</w:t>
+              <w:t>코드 리뷰 / 파이프라인 검증</w:t>
             </w:r>
           </w:p>
         </w:tc>
@@ -749,7 +749,7 @@
           </w:tcPr>
           <w:p>
             <w:r>
-              <w:t>v2/runtime/experiment_core.py, utils.py</w:t>
+              <w:t>v2/run.sh, pipeline/cli.py, schema.py, output contract</w:t>
             </w:r>
           </w:p>
         </w:tc>
@@ -785,7 +785,7 @@
           </w:tcPr>
           <w:p>
             <w:r>
-              <w:t>Adapter/CLI 검증</w:t>
+              <w:t>학습 실행 / 실험 관리</w:t>
             </w:r>
           </w:p>
         </w:tc>
@@ -802,7 +802,7 @@
           </w:tcPr>
           <w:p>
             <w:r>
-              <w:t>D0-D3</w:t>
+              <w:t>D0-D5</w:t>
             </w:r>
           </w:p>
         </w:tc>
@@ -819,7 +819,7 @@
           </w:tcPr>
           <w:p>
             <w:r>
-              <w:t>v2/pipeline/training_adapter.py, runner.py, artifacts.py</w:t>
+              <w:t>training_adapter.py, run_registry.py, runtime/train_neural_model.py</w:t>
             </w:r>
           </w:p>
         </w:tc>
@@ -855,7 +855,7 @@
           </w:tcPr>
           <w:p>
             <w:r>
-              <w:t>Statistics / Inference Output</w:t>
+              <w:t>결과 분석 / 통계 해석</w:t>
             </w:r>
           </w:p>
         </w:tc>
@@ -872,7 +872,7 @@
           </w:tcPr>
           <w:p>
             <w:r>
-              <w:t>D1-D6</w:t>
+              <w:t>D2-D7</w:t>
             </w:r>
           </w:p>
         </w:tc>
@@ -889,7 +889,7 @@
           </w:tcPr>
           <w:p>
             <w:r>
-              <w:t>v2/pipeline/statistics.py, schema.py</w:t>
+              <w:t>aggregate_results.py, statistics.py, benchmark CSV</w:t>
             </w:r>
           </w:p>
         </w:tc>
@@ -925,7 +925,7 @@
           </w:tcPr>
           <w:p>
             <w:r>
-              <w:t>XAI Runtime / Evidence Bundle</w:t>
+              <w:t>XAI 설명 / Evidence Bundle</w:t>
             </w:r>
           </w:p>
         </w:tc>
@@ -942,7 +942,7 @@
           </w:tcPr>
           <w:p>
             <w:r>
-              <w:t>D2-D8</w:t>
+              <w:t>D4-D8</w:t>
             </w:r>
           </w:p>
         </w:tc>
@@ -959,7 +959,7 @@
           </w:tcPr>
           <w:p>
             <w:r>
-              <w:t>v2/runtime/experiment_xai.py, xai.py, xai_bundle.py</w:t>
+              <w:t>xai.py, xai_sampling.py, xai_bundle.py</w:t>
             </w:r>
           </w:p>
         </w:tc>
@@ -995,7 +995,7 @@
           </w:tcPr>
           <w:p>
             <w:r>
-              <w:t>Integration / Report / Server</w:t>
+              <w:t>발표자료 / 최종 보고서 제작</w:t>
             </w:r>
           </w:p>
         </w:tc>
@@ -1012,7 +1012,7 @@
           </w:tcPr>
           <w:p>
             <w:r>
-              <w:t>D0-D10</w:t>
+              <w:t>D6-D10</w:t>
             </w:r>
           </w:p>
         </w:tc>
@@ -1029,7 +1029,7 @@
           </w:tcPr>
           <w:p>
             <w:r>
-              <w:t>v2/run.sh, cli.py, reporting.py, dashboard code</w:t>
+              <w:t>reporting.py, dashboard, final report/PPT</w:t>
             </w:r>
           </w:p>
         </w:tc>
@@ -1490,7 +1490,7 @@
         <w:spacing w:before="0" w:after="80" w:line="280" w:lineRule="auto"/>
       </w:pPr>
       <w:r>
-        <w:t>조건 비교는 같은 seed끼리 묶는 paired design으로 계산한다.</w:t>
+        <w:t>본문의 핵심 비교는 A_B vs D_B same-seed paired t-test로 둔다.</w:t>
       </w:r>
     </w:p>
     <w:p>
@@ -1508,7 +1508,7 @@
         <w:spacing w:before="0" w:after="80" w:line="280" w:lineRule="auto"/>
       </w:pPr>
       <w:r>
-        <w:t>여러 비교는 Holm-Bonferroni로 보정한다.</w:t>
+        <w:t>Holm 보정과 ANOVA는 여러 조건을 함께 보여줄 때의 보조/부록 분석으로 둔다.</w:t>
       </w:r>
     </w:p>
     <w:p>

--- a/v2/docs/v2_end_to_end_team_brief.docx
+++ b/v2/docs/v2_end_to_end_team_brief.docx
@@ -679,7 +679,7 @@
               <w:rPr>
                 <w:b/>
               </w:rPr>
-              <w:t>책임 코드</w:t>
+              <w:t>1차 리뷰 폴더/파일</w:t>
             </w:r>
           </w:p>
         </w:tc>
@@ -715,7 +715,7 @@
           </w:tcPr>
           <w:p>
             <w:r>
-              <w:t>코드 리뷰 / 파이프라인 검증</w:t>
+              <w:t>E2E Gate 총괄</w:t>
             </w:r>
           </w:p>
         </w:tc>
@@ -749,7 +749,7 @@
           </w:tcPr>
           <w:p>
             <w:r>
-              <w:t>v2/run.sh, pipeline/cli.py, schema.py, output contract</w:t>
+              <w:t>v2/run.sh, pipeline/cli.py, runner.py, manifest.py, artifacts.py, scripts/daily.sh, scripts/gate_check.py</w:t>
             </w:r>
           </w:p>
         </w:tc>
@@ -819,7 +819,7 @@
           </w:tcPr>
           <w:p>
             <w:r>
-              <w:t>training_adapter.py, run_registry.py, runtime/train_neural_model.py</w:t>
+              <w:t>pipeline/training_adapter.py, runtime/experiment_core.py, runtime/run_experiments.py, runtime/utils.py</w:t>
             </w:r>
           </w:p>
         </w:tc>
@@ -889,7 +889,7 @@
           </w:tcPr>
           <w:p>
             <w:r>
-              <w:t>aggregate_results.py, statistics.py, benchmark CSV</w:t>
+              <w:t>pipeline/statistics.py, pipeline/schema.py, outputs/.../benchmark/*.csv</w:t>
             </w:r>
           </w:p>
         </w:tc>
@@ -959,7 +959,7 @@
           </w:tcPr>
           <w:p>
             <w:r>
-              <w:t>xai.py, xai_sampling.py, xai_bundle.py</w:t>
+              <w:t>pipeline/xai.py, xai_sampling.py, xai_bundle.py, runtime/experiment_xai.py</w:t>
             </w:r>
           </w:p>
         </w:tc>
@@ -1029,13 +1029,54 @@
           </w:tcPr>
           <w:p>
             <w:r>
-              <w:t>reporting.py, dashboard, final report/PPT</w:t>
+              <w:t>pipeline/reporting.py, runtime/dashboard_app.py, runtime/experiment_dashboard.py, reports/, dashboard/</w:t>
             </w:r>
           </w:p>
         </w:tc>
       </w:tr>
     </w:tbl>
     <w:p/>
+    <w:tbl>
+      <w:tblPr>
+        <w:tblStyle w:val="TableGrid"/>
+        <w:tblW w:type="dxa" w:w="9360"/>
+        <w:jc w:val="left"/>
+        <w:tblLayout w:type="fixed"/>
+        <w:tblLook w:firstColumn="1" w:firstRow="1" w:lastColumn="0" w:lastRow="0" w:noHBand="0" w:noVBand="1" w:val="04A0"/>
+        <w:tblInd w:w="120" w:type="dxa"/>
+      </w:tblPr>
+      <w:tblGrid>
+        <w:gridCol w:w="9360"/>
+      </w:tblGrid>
+      <w:tr>
+        <w:tc>
+          <w:tcPr>
+            <w:tcW w:type="dxa" w:w="9360"/>
+            <w:vAlign w:val="center"/>
+            <w:tcMar>
+              <w:top w:w="80" w:type="dxa"/>
+              <w:bottom w:w="80" w:type="dxa"/>
+              <w:start w:w="120" w:type="dxa"/>
+              <w:end w:w="120" w:type="dxa"/>
+            </w:tcMar>
+            <w:shd w:fill="F4F6F9"/>
+          </w:tcPr>
+          <w:p>
+            <w:r>
+              <w:rPr>
+                <w:b/>
+                <w:color w:val="1F4D78"/>
+              </w:rPr>
+              <w:t>코드리뷰 분산 원칙</w:t>
+            </w:r>
+            <w:r>
+              <w:br/>
+              <w:t>1번은 전체 코드리뷰 독박이 아니다. 2~5번이 자기 폴더/파일을 1차 리뷰하고, 1번은 v2/docs/20_role_file_review_matrix.md 기준으로 연결부와 full run gate만 취합한다.</w:t>
+            </w:r>
+          </w:p>
+        </w:tc>
+      </w:tr>
+    </w:tbl>
     <w:p>
       <w:pPr>
         <w:pStyle w:val="Heading1"/>
